--- a/Quiz/Lecture 11 Quiz ANS.docx
+++ b/Quiz/Lecture 11 Quiz ANS.docx
@@ -950,10 +950,7 @@
       </w:pPr>
       <w:r>
         <w:lastRenderedPageBreak/>
-        <w:t>15</w:t>
-      </w:r>
-      <w:r>
-        <w:t>. In TCP's byte-based sliding window, a sender maintains a single retransmission timer rather than one timer per segment. Under what condition does the sender retransmit without waiting for the timer to expire?</w:t>
+        <w:t>15. In TCP's byte-based sliding window, a sender maintains a single retransmission timer rather than one timer per segment. Under what condition does the sender retransmit without waiting for the timer to expire?</w:t>
       </w:r>
     </w:p>
     <w:p>
